--- a/使用文档第一次使用必看/1前置工作文档.docx
+++ b/使用文档第一次使用必看/1前置工作文档.docx
@@ -221,6 +221,7 @@
         </w:rPr>
         <w:t>运行</w:t>
       </w:r>
+      <w:proofErr w:type="gramStart"/>
       <w:r>
         <w:rPr>
           <w:rStyle w:val="af0"/>
@@ -242,6 +243,7 @@
         </w:rPr>
         <w:t>&gt;</w:t>
       </w:r>
+      <w:proofErr w:type="gramEnd"/>
       <w:r>
         <w:rPr>
           <w:noProof/>
@@ -327,8 +329,9 @@
     <w:p>
       <w:pPr>
         <w:rPr>
-          <w:rStyle w:val="af0"/>
-          <w:rFonts w:hint="eastAsia"/>
+          <w:rFonts w:hint="eastAsia"/>
+          <w:b/>
+          <w:bCs/>
           <w:sz w:val="40"/>
           <w:szCs w:val="44"/>
         </w:rPr>
@@ -370,62 +373,6 @@
                     <a:xfrm>
                       <a:off x="0" y="0"/>
                       <a:ext cx="6120130" cy="4117340"/>
-                    </a:xfrm>
-                    <a:prstGeom prst="rect">
-                      <a:avLst/>
-                    </a:prstGeom>
-                  </pic:spPr>
-                </pic:pic>
-              </a:graphicData>
-            </a:graphic>
-          </wp:inline>
-        </w:drawing>
-      </w:r>
-      <w:r>
-        <w:rPr>
-          <w:rStyle w:val="af0"/>
-          <w:rFonts w:hint="eastAsia"/>
-          <w:sz w:val="40"/>
-          <w:szCs w:val="44"/>
-        </w:rPr>
-        <w:t>友情捐赠</w:t>
-      </w:r>
-    </w:p>
-    <w:p>
-      <w:pPr>
-        <w:rPr>
-          <w:rFonts w:hint="eastAsia"/>
-        </w:rPr>
-      </w:pPr>
-      <w:r>
-        <w:rPr>
-          <w:noProof/>
-        </w:rPr>
-        <w:drawing>
-          <wp:inline distT="0" distB="0" distL="0" distR="0" wp14:anchorId="5660CB41" wp14:editId="5A62697C">
-            <wp:extent cx="4391025" cy="771525"/>
-            <wp:effectExtent l="0" t="0" r="9525" b="9525"/>
-            <wp:docPr id="960139814" name="图片 1"/>
-            <wp:cNvGraphicFramePr>
-              <a:graphicFrameLocks xmlns:a="http://schemas.openxmlformats.org/drawingml/2006/main" noChangeAspect="1"/>
-            </wp:cNvGraphicFramePr>
-            <a:graphic xmlns:a="http://schemas.openxmlformats.org/drawingml/2006/main">
-              <a:graphicData uri="http://schemas.openxmlformats.org/drawingml/2006/picture">
-                <pic:pic xmlns:pic="http://schemas.openxmlformats.org/drawingml/2006/picture">
-                  <pic:nvPicPr>
-                    <pic:cNvPr id="960139814" name=""/>
-                    <pic:cNvPicPr/>
-                  </pic:nvPicPr>
-                  <pic:blipFill>
-                    <a:blip r:embed="rId9"/>
-                    <a:stretch>
-                      <a:fillRect/>
-                    </a:stretch>
-                  </pic:blipFill>
-                  <pic:spPr>
-                    <a:xfrm>
-                      <a:off x="0" y="0"/>
-                      <a:ext cx="4391025" cy="771525"/>
                     </a:xfrm>
                     <a:prstGeom prst="rect">
                       <a:avLst/>
